--- a/series/publications/linkedin/2026-10-08_causal_credit_series/publications/word/ARTICLE_2_CONTEXTUAL_BANDITS_AND_SEQUENTIAL_COLLECTION.docx
+++ b/series/publications/linkedin/2026-10-08_causal_credit_series/publications/word/ARTICLE_2_CONTEXTUAL_BANDITS_AND_SEQUENTIAL_COLLECTION.docx
@@ -84,7 +84,7 @@
           <w:b/>
           <w:bCs/>
         </w:rPr>
-        <w:t xml:space="preserve">Underwrite for Collection · Article 2 of 5 · LinkedIn research article · Draft for review · 8 October 2026</w:t>
+        <w:t xml:space="preserve">Underwrite for Collection · Article 2 of 5 · LinkedIn research article · 8 October 2026</w:t>
       </w:r>
     </w:p>
     <w:bookmarkStart w:id="20" w:name="abstract"/>
@@ -3654,7 +3654,7 @@
         <w:t xml:space="preserve"> </w:t>
       </w:r>
       <w:r>
-        <w:t xml:space="preserve">Scenario figures in this article are explicitly hypothetical. This draft describes a research and governance pathway; it does not report a completed Kenyan randomized trial, fitted collection controller or production deployment. The legal references should be checked against the institution’s current classification and the authoritative consolidated instruments before publication.</w:t>
+        <w:t xml:space="preserve">Scenario figures in this article are explicitly hypothetical. This article describes a research and governance pathway; it does not report a completed Kenyan randomized trial, fitted collection controller or production deployment. The legal references should be checked against the institution’s current classification and the authoritative consolidated instruments before publication.</w:t>
       </w:r>
     </w:p>
     <w:p>
